--- a/Nonconformance_and_Variance_Memo.docx
+++ b/Nonconformance_and_Variance_Memo.docx
@@ -10,7 +10,7 @@
         <w:rPr>
           <w:b/>
           <w:bCs/>
-          <w:color w:val="1F3A5F"/>
+          <w:color w:val="132A4E"/>
           <w:spacing w:val="40"/>
           <w:sz w:val="40"/>
           <w:szCs w:val="40"/>
@@ -93,7 +93,7 @@
     <w:p>
       <w:pPr>
         <w:pBdr>
-          <w:bottom w:val="single" w:color="1F3A5F" w:sz="8" w:space="8"/>
+          <w:bottom w:val="single" w:color="132A4E" w:sz="8" w:space="8"/>
         </w:pBdr>
         <w:tabs>
           <w:tab w:val="left" w:pos="1300"/>
@@ -139,7 +139,80 @@
         <w:spacing w:after="140"/>
       </w:pPr>
       <w:r>
-        <w:t xml:space="preserve">The process splits the work in a clear way. The Material Review Board (MRB) makes the technical call. Configuration Management (CM) controls the record. The customer approves what the contract and the severity require.</w:t>
+        <w:t xml:space="preserve">The process splits the work in a clear way. The Material Review Board (MRB) makes the technical call. Configuration Management (CM) controls the record. The customer approves what the contract and the severity require. Figure 1 shows the split.</w:t>
+      </w:r>
+    </w:p>
+    <w:p>
+      <w:pPr>
+        <w:keepNext/>
+        <w:spacing w:after="60" w:before="160"/>
+        <w:jc w:val="center"/>
+      </w:pPr>
+      <w:r>
+        <w:drawing>
+          <wp:inline distT="0" distB="0" distL="0" distR="0">
+            <wp:extent cx="5943600" cy="1762125"/>
+            <wp:effectExtent t="0" r="0" b="0" l="0"/>
+            <wp:docPr id="1" name="Figure 1" descr="Who decides, who controls, who approves" title="Figure 1"/>
+            <wp:cNvGraphicFramePr>
+              <a:graphicFrameLocks xmlns:a="http://schemas.openxmlformats.org/drawingml/2006/main" noChangeAspect="1"/>
+            </wp:cNvGraphicFramePr>
+            <a:graphic xmlns:a="http://schemas.openxmlformats.org/drawingml/2006/main">
+              <a:graphicData uri="http://schemas.openxmlformats.org/drawingml/2006/picture">
+                <pic:pic xmlns:pic="http://schemas.openxmlformats.org/drawingml/2006/picture">
+                  <pic:nvPicPr>
+                    <pic:cNvPr id="0" name="" descr=""/>
+                    <pic:cNvPicPr>
+                      <a:picLocks noChangeAspect="1" noChangeArrowheads="1"/>
+                    </pic:cNvPicPr>
+                  </pic:nvPicPr>
+                  <pic:blipFill>
+                    <a:blip r:embed="rId9" cstate="none"/>
+                    <a:srcRect/>
+                    <a:stretch>
+                      <a:fillRect/>
+                    </a:stretch>
+                  </pic:blipFill>
+                  <pic:spPr bwMode="auto">
+                    <a:xfrm>
+                      <a:off x="0" y="0"/>
+                      <a:ext cx="5943600" cy="1762125"/>
+                    </a:xfrm>
+                    <a:prstGeom prst="rect">
+                      <a:avLst/>
+                    </a:prstGeom>
+                  </pic:spPr>
+                </pic:pic>
+              </a:graphicData>
+            </a:graphic>
+          </wp:inline>
+        </w:drawing>
+      </w:r>
+    </w:p>
+    <w:p>
+      <w:pPr>
+        <w:spacing w:after="220"/>
+        <w:jc w:val="center"/>
+      </w:pPr>
+      <w:r>
+        <w:rPr>
+          <w:b/>
+          <w:bCs/>
+          <w:color w:val="132A4E"/>
+          <w:sz w:val="19"/>
+          <w:szCs w:val="19"/>
+        </w:rPr>
+        <w:t xml:space="preserve">Figure 1. </w:t>
+      </w:r>
+      <w:r>
+        <w:rPr>
+          <w:i/>
+          <w:iCs/>
+          <w:color w:val="4A5568"/>
+          <w:sz w:val="19"/>
+          <w:szCs w:val="19"/>
+        </w:rPr>
+        <w:t xml:space="preserve">Who decides, who controls, who approves</w:t>
       </w:r>
     </w:p>
     <w:p>
@@ -196,9 +269,9 @@
       <w:pPr>
         <w:keepNext/>
         <w:pBdr>
-          <w:left w:val="single" w:color="1F3A5F" w:sz="24" w:space="10"/>
+          <w:left w:val="single" w:color="2A5CAA" w:sz="24" w:space="10"/>
         </w:pBdr>
-        <w:shd w:fill="EEF2F5" w:color="auto" w:val="clear"/>
+        <w:shd w:fill="EDF1F8" w:color="auto" w:val="clear"/>
         <w:spacing w:after="60" w:before="120"/>
         <w:ind w:left="200" w:right="200"/>
       </w:pPr>
@@ -206,7 +279,7 @@
         <w:rPr>
           <w:b/>
           <w:bCs/>
-          <w:color w:val="1F3A5F"/>
+          <w:color w:val="2A5CAA"/>
           <w:spacing w:val="20"/>
           <w:sz w:val="17"/>
           <w:szCs w:val="17"/>
@@ -218,9 +291,9 @@
       <w:pPr>
         <w:keepNext w:val="false"/>
         <w:pBdr>
-          <w:left w:val="single" w:color="1F3A5F" w:sz="24" w:space="10"/>
+          <w:left w:val="single" w:color="2A5CAA" w:sz="24" w:space="10"/>
         </w:pBdr>
-        <w:shd w:fill="EEF2F5" w:color="auto" w:val="clear"/>
+        <w:shd w:fill="EDF1F8" w:color="auto" w:val="clear"/>
         <w:spacing w:after="200" w:before="0"/>
         <w:ind w:left="200" w:right="200"/>
       </w:pPr>
@@ -249,6 +322,87 @@
         <w:spacing w:after="140"/>
       </w:pPr>
       <w:r>
+        <w:t xml:space="preserve">Figure 2 shows the process at a glance.</w:t>
+      </w:r>
+    </w:p>
+    <w:p>
+      <w:pPr>
+        <w:keepNext/>
+        <w:spacing w:after="60" w:before="160"/>
+        <w:jc w:val="center"/>
+      </w:pPr>
+      <w:r>
+        <w:drawing>
+          <wp:inline distT="0" distB="0" distL="0" distR="0">
+            <wp:extent cx="5943600" cy="1543050"/>
+            <wp:effectExtent t="0" r="0" b="0" l="0"/>
+            <wp:docPr id="1" name="Figure 2" descr="The process at a glance" title="Figure 2"/>
+            <wp:cNvGraphicFramePr>
+              <a:graphicFrameLocks xmlns:a="http://schemas.openxmlformats.org/drawingml/2006/main" noChangeAspect="1"/>
+            </wp:cNvGraphicFramePr>
+            <a:graphic xmlns:a="http://schemas.openxmlformats.org/drawingml/2006/main">
+              <a:graphicData uri="http://schemas.openxmlformats.org/drawingml/2006/picture">
+                <pic:pic xmlns:pic="http://schemas.openxmlformats.org/drawingml/2006/picture">
+                  <pic:nvPicPr>
+                    <pic:cNvPr id="0" name="" descr=""/>
+                    <pic:cNvPicPr>
+                      <a:picLocks noChangeAspect="1" noChangeArrowheads="1"/>
+                    </pic:cNvPicPr>
+                  </pic:nvPicPr>
+                  <pic:blipFill>
+                    <a:blip r:embed="rId10" cstate="none"/>
+                    <a:srcRect/>
+                    <a:stretch>
+                      <a:fillRect/>
+                    </a:stretch>
+                  </pic:blipFill>
+                  <pic:spPr bwMode="auto">
+                    <a:xfrm>
+                      <a:off x="0" y="0"/>
+                      <a:ext cx="5943600" cy="1543050"/>
+                    </a:xfrm>
+                    <a:prstGeom prst="rect">
+                      <a:avLst/>
+                    </a:prstGeom>
+                  </pic:spPr>
+                </pic:pic>
+              </a:graphicData>
+            </a:graphic>
+          </wp:inline>
+        </w:drawing>
+      </w:r>
+    </w:p>
+    <w:p>
+      <w:pPr>
+        <w:spacing w:after="220"/>
+        <w:jc w:val="center"/>
+      </w:pPr>
+      <w:r>
+        <w:rPr>
+          <w:b/>
+          <w:bCs/>
+          <w:color w:val="132A4E"/>
+          <w:sz w:val="19"/>
+          <w:szCs w:val="19"/>
+        </w:rPr>
+        <w:t xml:space="preserve">Figure 2. </w:t>
+      </w:r>
+      <w:r>
+        <w:rPr>
+          <w:i/>
+          <w:iCs/>
+          <w:color w:val="4A5568"/>
+          <w:sz w:val="19"/>
+          <w:szCs w:val="19"/>
+        </w:rPr>
+        <w:t xml:space="preserve">The process at a glance</w:t>
+      </w:r>
+    </w:p>
+    <w:p>
+      <w:pPr>
+        <w:spacing w:after="140"/>
+      </w:pPr>
+      <w:r>
         <w:rPr>
           <w:b/>
           <w:bCs/>
@@ -294,9 +448,9 @@
       <w:pPr>
         <w:keepNext w:val="false"/>
         <w:pBdr>
-          <w:left w:val="single" w:color="9A4A1F" w:sz="24" w:space="10"/>
+          <w:left w:val="single" w:color="B4530C" w:sz="24" w:space="10"/>
         </w:pBdr>
-        <w:shd w:fill="EEF2F5" w:color="auto" w:val="clear"/>
+        <w:shd w:fill="EDF1F8" w:color="auto" w:val="clear"/>
         <w:spacing w:after="200" w:before="120"/>
         <w:ind w:left="200" w:right="200"/>
       </w:pPr>
@@ -415,11 +569,92 @@
     </w:p>
     <w:p>
       <w:pPr>
+        <w:spacing w:after="140"/>
+      </w:pPr>
+      <w:r>
+        <w:t xml:space="preserve">Figure 3 shows what the check catches, and what it cannot.</w:t>
+      </w:r>
+    </w:p>
+    <w:p>
+      <w:pPr>
+        <w:keepNext/>
+        <w:spacing w:after="60" w:before="160"/>
+        <w:jc w:val="center"/>
+      </w:pPr>
+      <w:r>
+        <w:drawing>
+          <wp:inline distT="0" distB="0" distL="0" distR="0">
+            <wp:extent cx="5943600" cy="1619250"/>
+            <wp:effectExtent t="0" r="0" b="0" l="0"/>
+            <wp:docPr id="1" name="Figure 3" descr="What CM's check catches, and what it cannot" title="Figure 3"/>
+            <wp:cNvGraphicFramePr>
+              <a:graphicFrameLocks xmlns:a="http://schemas.openxmlformats.org/drawingml/2006/main" noChangeAspect="1"/>
+            </wp:cNvGraphicFramePr>
+            <a:graphic xmlns:a="http://schemas.openxmlformats.org/drawingml/2006/main">
+              <a:graphicData uri="http://schemas.openxmlformats.org/drawingml/2006/picture">
+                <pic:pic xmlns:pic="http://schemas.openxmlformats.org/drawingml/2006/picture">
+                  <pic:nvPicPr>
+                    <pic:cNvPr id="0" name="" descr=""/>
+                    <pic:cNvPicPr>
+                      <a:picLocks noChangeAspect="1" noChangeArrowheads="1"/>
+                    </pic:cNvPicPr>
+                  </pic:nvPicPr>
+                  <pic:blipFill>
+                    <a:blip r:embed="rId11" cstate="none"/>
+                    <a:srcRect/>
+                    <a:stretch>
+                      <a:fillRect/>
+                    </a:stretch>
+                  </pic:blipFill>
+                  <pic:spPr bwMode="auto">
+                    <a:xfrm>
+                      <a:off x="0" y="0"/>
+                      <a:ext cx="5943600" cy="1619250"/>
+                    </a:xfrm>
+                    <a:prstGeom prst="rect">
+                      <a:avLst/>
+                    </a:prstGeom>
+                  </pic:spPr>
+                </pic:pic>
+              </a:graphicData>
+            </a:graphic>
+          </wp:inline>
+        </w:drawing>
+      </w:r>
+    </w:p>
+    <w:p>
+      <w:pPr>
+        <w:spacing w:after="220"/>
+        <w:jc w:val="center"/>
+      </w:pPr>
+      <w:r>
+        <w:rPr>
+          <w:b/>
+          <w:bCs/>
+          <w:color w:val="132A4E"/>
+          <w:sz w:val="19"/>
+          <w:szCs w:val="19"/>
+        </w:rPr>
+        <w:t xml:space="preserve">Figure 3. </w:t>
+      </w:r>
+      <w:r>
+        <w:rPr>
+          <w:i/>
+          <w:iCs/>
+          <w:color w:val="4A5568"/>
+          <w:sz w:val="19"/>
+          <w:szCs w:val="19"/>
+        </w:rPr>
+        <w:t xml:space="preserve">What CM's check catches, and what it cannot</w:t>
+      </w:r>
+    </w:p>
+    <w:p>
+      <w:pPr>
         <w:keepNext w:val="false"/>
         <w:pBdr>
-          <w:left w:val="single" w:color="9A4A1F" w:sz="24" w:space="10"/>
+          <w:left w:val="single" w:color="B4530C" w:sz="24" w:space="10"/>
         </w:pBdr>
-        <w:shd w:fill="EEF2F5" w:color="auto" w:val="clear"/>
+        <w:shd w:fill="EDF1F8" w:color="auto" w:val="clear"/>
         <w:spacing w:after="200" w:before="120"/>
         <w:ind w:left="200" w:right="200"/>
       </w:pPr>
@@ -478,12 +713,12 @@
           <w:tcPr>
             <w:tcW w:type="dxa" w:w="2600"/>
             <w:tcBorders>
-              <w:top w:val="single" w:color="BFC8CF" w:sz="4"/>
-              <w:left w:val="single" w:color="BFC8CF" w:sz="4"/>
-              <w:bottom w:val="single" w:color="BFC8CF" w:sz="4"/>
-              <w:right w:val="single" w:color="BFC8CF" w:sz="4"/>
+              <w:top w:val="single" w:color="C9D5E8" w:sz="4"/>
+              <w:left w:val="single" w:color="C9D5E8" w:sz="4"/>
+              <w:bottom w:val="single" w:color="C9D5E8" w:sz="4"/>
+              <w:right w:val="single" w:color="C9D5E8" w:sz="4"/>
             </w:tcBorders>
-            <w:shd w:fill="1F3A5F" w:color="auto" w:val="clear"/>
+            <w:shd w:fill="132A4E" w:color="auto" w:val="clear"/>
             <w:tcMar>
               <w:top w:type="dxa" w:w="70"/>
               <w:left w:type="dxa" w:w="110"/>
@@ -511,12 +746,12 @@
           <w:tcPr>
             <w:tcW w:type="dxa" w:w="6760"/>
             <w:tcBorders>
-              <w:top w:val="single" w:color="BFC8CF" w:sz="4"/>
-              <w:left w:val="single" w:color="BFC8CF" w:sz="4"/>
-              <w:bottom w:val="single" w:color="BFC8CF" w:sz="4"/>
-              <w:right w:val="single" w:color="BFC8CF" w:sz="4"/>
+              <w:top w:val="single" w:color="C9D5E8" w:sz="4"/>
+              <w:left w:val="single" w:color="C9D5E8" w:sz="4"/>
+              <w:bottom w:val="single" w:color="C9D5E8" w:sz="4"/>
+              <w:right w:val="single" w:color="C9D5E8" w:sz="4"/>
             </w:tcBorders>
-            <w:shd w:fill="1F3A5F" w:color="auto" w:val="clear"/>
+            <w:shd w:fill="132A4E" w:color="auto" w:val="clear"/>
             <w:tcMar>
               <w:top w:type="dxa" w:w="70"/>
               <w:left w:type="dxa" w:w="110"/>
@@ -549,10 +784,10 @@
           <w:tcPr>
             <w:tcW w:type="dxa" w:w="2600"/>
             <w:tcBorders>
-              <w:top w:val="single" w:color="BFC8CF" w:sz="4"/>
-              <w:left w:val="single" w:color="BFC8CF" w:sz="4"/>
-              <w:bottom w:val="single" w:color="BFC8CF" w:sz="4"/>
-              <w:right w:val="single" w:color="BFC8CF" w:sz="4"/>
+              <w:top w:val="single" w:color="C9D5E8" w:sz="4"/>
+              <w:left w:val="single" w:color="C9D5E8" w:sz="4"/>
+              <w:bottom w:val="single" w:color="C9D5E8" w:sz="4"/>
+              <w:right w:val="single" w:color="C9D5E8" w:sz="4"/>
             </w:tcBorders>
             <w:tcMar>
               <w:top w:type="dxa" w:w="70"/>
@@ -578,10 +813,10 @@
           <w:tcPr>
             <w:tcW w:type="dxa" w:w="6760"/>
             <w:tcBorders>
-              <w:top w:val="single" w:color="BFC8CF" w:sz="4"/>
-              <w:left w:val="single" w:color="BFC8CF" w:sz="4"/>
-              <w:bottom w:val="single" w:color="BFC8CF" w:sz="4"/>
-              <w:right w:val="single" w:color="BFC8CF" w:sz="4"/>
+              <w:top w:val="single" w:color="C9D5E8" w:sz="4"/>
+              <w:left w:val="single" w:color="C9D5E8" w:sz="4"/>
+              <w:bottom w:val="single" w:color="C9D5E8" w:sz="4"/>
+              <w:right w:val="single" w:color="C9D5E8" w:sz="4"/>
             </w:tcBorders>
             <w:tcMar>
               <w:top w:type="dxa" w:w="70"/>
@@ -612,10 +847,10 @@
           <w:tcPr>
             <w:tcW w:type="dxa" w:w="2600"/>
             <w:tcBorders>
-              <w:top w:val="single" w:color="BFC8CF" w:sz="4"/>
-              <w:left w:val="single" w:color="BFC8CF" w:sz="4"/>
-              <w:bottom w:val="single" w:color="BFC8CF" w:sz="4"/>
-              <w:right w:val="single" w:color="BFC8CF" w:sz="4"/>
+              <w:top w:val="single" w:color="C9D5E8" w:sz="4"/>
+              <w:left w:val="single" w:color="C9D5E8" w:sz="4"/>
+              <w:bottom w:val="single" w:color="C9D5E8" w:sz="4"/>
+              <w:right w:val="single" w:color="C9D5E8" w:sz="4"/>
             </w:tcBorders>
             <w:tcMar>
               <w:top w:type="dxa" w:w="70"/>
@@ -641,10 +876,10 @@
           <w:tcPr>
             <w:tcW w:type="dxa" w:w="6760"/>
             <w:tcBorders>
-              <w:top w:val="single" w:color="BFC8CF" w:sz="4"/>
-              <w:left w:val="single" w:color="BFC8CF" w:sz="4"/>
-              <w:bottom w:val="single" w:color="BFC8CF" w:sz="4"/>
-              <w:right w:val="single" w:color="BFC8CF" w:sz="4"/>
+              <w:top w:val="single" w:color="C9D5E8" w:sz="4"/>
+              <w:left w:val="single" w:color="C9D5E8" w:sz="4"/>
+              <w:bottom w:val="single" w:color="C9D5E8" w:sz="4"/>
+              <w:right w:val="single" w:color="C9D5E8" w:sz="4"/>
             </w:tcBorders>
             <w:tcMar>
               <w:top w:type="dxa" w:w="70"/>
@@ -675,10 +910,10 @@
           <w:tcPr>
             <w:tcW w:type="dxa" w:w="2600"/>
             <w:tcBorders>
-              <w:top w:val="single" w:color="BFC8CF" w:sz="4"/>
-              <w:left w:val="single" w:color="BFC8CF" w:sz="4"/>
-              <w:bottom w:val="single" w:color="BFC8CF" w:sz="4"/>
-              <w:right w:val="single" w:color="BFC8CF" w:sz="4"/>
+              <w:top w:val="single" w:color="C9D5E8" w:sz="4"/>
+              <w:left w:val="single" w:color="C9D5E8" w:sz="4"/>
+              <w:bottom w:val="single" w:color="C9D5E8" w:sz="4"/>
+              <w:right w:val="single" w:color="C9D5E8" w:sz="4"/>
             </w:tcBorders>
             <w:tcMar>
               <w:top w:type="dxa" w:w="70"/>
@@ -704,10 +939,10 @@
           <w:tcPr>
             <w:tcW w:type="dxa" w:w="6760"/>
             <w:tcBorders>
-              <w:top w:val="single" w:color="BFC8CF" w:sz="4"/>
-              <w:left w:val="single" w:color="BFC8CF" w:sz="4"/>
-              <w:bottom w:val="single" w:color="BFC8CF" w:sz="4"/>
-              <w:right w:val="single" w:color="BFC8CF" w:sz="4"/>
+              <w:top w:val="single" w:color="C9D5E8" w:sz="4"/>
+              <w:left w:val="single" w:color="C9D5E8" w:sz="4"/>
+              <w:bottom w:val="single" w:color="C9D5E8" w:sz="4"/>
+              <w:right w:val="single" w:color="C9D5E8" w:sz="4"/>
             </w:tcBorders>
             <w:tcMar>
               <w:top w:type="dxa" w:w="70"/>
@@ -738,10 +973,10 @@
           <w:tcPr>
             <w:tcW w:type="dxa" w:w="2600"/>
             <w:tcBorders>
-              <w:top w:val="single" w:color="BFC8CF" w:sz="4"/>
-              <w:left w:val="single" w:color="BFC8CF" w:sz="4"/>
-              <w:bottom w:val="single" w:color="BFC8CF" w:sz="4"/>
-              <w:right w:val="single" w:color="BFC8CF" w:sz="4"/>
+              <w:top w:val="single" w:color="C9D5E8" w:sz="4"/>
+              <w:left w:val="single" w:color="C9D5E8" w:sz="4"/>
+              <w:bottom w:val="single" w:color="C9D5E8" w:sz="4"/>
+              <w:right w:val="single" w:color="C9D5E8" w:sz="4"/>
             </w:tcBorders>
             <w:tcMar>
               <w:top w:type="dxa" w:w="70"/>
@@ -767,10 +1002,10 @@
           <w:tcPr>
             <w:tcW w:type="dxa" w:w="6760"/>
             <w:tcBorders>
-              <w:top w:val="single" w:color="BFC8CF" w:sz="4"/>
-              <w:left w:val="single" w:color="BFC8CF" w:sz="4"/>
-              <w:bottom w:val="single" w:color="BFC8CF" w:sz="4"/>
-              <w:right w:val="single" w:color="BFC8CF" w:sz="4"/>
+              <w:top w:val="single" w:color="C9D5E8" w:sz="4"/>
+              <w:left w:val="single" w:color="C9D5E8" w:sz="4"/>
+              <w:bottom w:val="single" w:color="C9D5E8" w:sz="4"/>
+              <w:right w:val="single" w:color="C9D5E8" w:sz="4"/>
             </w:tcBorders>
             <w:tcMar>
               <w:top w:type="dxa" w:w="70"/>
@@ -801,10 +1036,10 @@
           <w:tcPr>
             <w:tcW w:type="dxa" w:w="2600"/>
             <w:tcBorders>
-              <w:top w:val="single" w:color="BFC8CF" w:sz="4"/>
-              <w:left w:val="single" w:color="BFC8CF" w:sz="4"/>
-              <w:bottom w:val="single" w:color="BFC8CF" w:sz="4"/>
-              <w:right w:val="single" w:color="BFC8CF" w:sz="4"/>
+              <w:top w:val="single" w:color="C9D5E8" w:sz="4"/>
+              <w:left w:val="single" w:color="C9D5E8" w:sz="4"/>
+              <w:bottom w:val="single" w:color="C9D5E8" w:sz="4"/>
+              <w:right w:val="single" w:color="C9D5E8" w:sz="4"/>
             </w:tcBorders>
             <w:tcMar>
               <w:top w:type="dxa" w:w="70"/>
@@ -830,10 +1065,10 @@
           <w:tcPr>
             <w:tcW w:type="dxa" w:w="6760"/>
             <w:tcBorders>
-              <w:top w:val="single" w:color="BFC8CF" w:sz="4"/>
-              <w:left w:val="single" w:color="BFC8CF" w:sz="4"/>
-              <w:bottom w:val="single" w:color="BFC8CF" w:sz="4"/>
-              <w:right w:val="single" w:color="BFC8CF" w:sz="4"/>
+              <w:top w:val="single" w:color="C9D5E8" w:sz="4"/>
+              <w:left w:val="single" w:color="C9D5E8" w:sz="4"/>
+              <w:bottom w:val="single" w:color="C9D5E8" w:sz="4"/>
+              <w:right w:val="single" w:color="C9D5E8" w:sz="4"/>
             </w:tcBorders>
             <w:tcMar>
               <w:top w:type="dxa" w:w="70"/>
@@ -864,10 +1099,10 @@
           <w:tcPr>
             <w:tcW w:type="dxa" w:w="2600"/>
             <w:tcBorders>
-              <w:top w:val="single" w:color="BFC8CF" w:sz="4"/>
-              <w:left w:val="single" w:color="BFC8CF" w:sz="4"/>
-              <w:bottom w:val="single" w:color="BFC8CF" w:sz="4"/>
-              <w:right w:val="single" w:color="BFC8CF" w:sz="4"/>
+              <w:top w:val="single" w:color="C9D5E8" w:sz="4"/>
+              <w:left w:val="single" w:color="C9D5E8" w:sz="4"/>
+              <w:bottom w:val="single" w:color="C9D5E8" w:sz="4"/>
+              <w:right w:val="single" w:color="C9D5E8" w:sz="4"/>
             </w:tcBorders>
             <w:tcMar>
               <w:top w:type="dxa" w:w="70"/>
@@ -893,10 +1128,10 @@
           <w:tcPr>
             <w:tcW w:type="dxa" w:w="6760"/>
             <w:tcBorders>
-              <w:top w:val="single" w:color="BFC8CF" w:sz="4"/>
-              <w:left w:val="single" w:color="BFC8CF" w:sz="4"/>
-              <w:bottom w:val="single" w:color="BFC8CF" w:sz="4"/>
-              <w:right w:val="single" w:color="BFC8CF" w:sz="4"/>
+              <w:top w:val="single" w:color="C9D5E8" w:sz="4"/>
+              <w:left w:val="single" w:color="C9D5E8" w:sz="4"/>
+              <w:bottom w:val="single" w:color="C9D5E8" w:sz="4"/>
+              <w:right w:val="single" w:color="C9D5E8" w:sz="4"/>
             </w:tcBorders>
             <w:tcMar>
               <w:top w:type="dxa" w:w="70"/>
@@ -927,10 +1162,10 @@
           <w:tcPr>
             <w:tcW w:type="dxa" w:w="2600"/>
             <w:tcBorders>
-              <w:top w:val="single" w:color="BFC8CF" w:sz="4"/>
-              <w:left w:val="single" w:color="BFC8CF" w:sz="4"/>
-              <w:bottom w:val="single" w:color="BFC8CF" w:sz="4"/>
-              <w:right w:val="single" w:color="BFC8CF" w:sz="4"/>
+              <w:top w:val="single" w:color="C9D5E8" w:sz="4"/>
+              <w:left w:val="single" w:color="C9D5E8" w:sz="4"/>
+              <w:bottom w:val="single" w:color="C9D5E8" w:sz="4"/>
+              <w:right w:val="single" w:color="C9D5E8" w:sz="4"/>
             </w:tcBorders>
             <w:tcMar>
               <w:top w:type="dxa" w:w="70"/>
@@ -956,10 +1191,10 @@
           <w:tcPr>
             <w:tcW w:type="dxa" w:w="6760"/>
             <w:tcBorders>
-              <w:top w:val="single" w:color="BFC8CF" w:sz="4"/>
-              <w:left w:val="single" w:color="BFC8CF" w:sz="4"/>
-              <w:bottom w:val="single" w:color="BFC8CF" w:sz="4"/>
-              <w:right w:val="single" w:color="BFC8CF" w:sz="4"/>
+              <w:top w:val="single" w:color="C9D5E8" w:sz="4"/>
+              <w:left w:val="single" w:color="C9D5E8" w:sz="4"/>
+              <w:bottom w:val="single" w:color="C9D5E8" w:sz="4"/>
+              <w:right w:val="single" w:color="C9D5E8" w:sz="4"/>
             </w:tcBorders>
             <w:tcMar>
               <w:top w:type="dxa" w:w="70"/>
@@ -1230,7 +1465,7 @@
     </w:pPr>
     <w:r>
       <w:rPr>
-        <w:color w:val="5C6D78"/>
+        <w:color w:val="4A5568"/>
         <w:sz w:val="16"/>
         <w:szCs w:val="16"/>
       </w:rPr>
@@ -1238,7 +1473,7 @@
     </w:r>
     <w:r>
       <w:rPr>
-        <w:color w:val="5C6D78"/>
+        <w:color w:val="4A5568"/>
         <w:sz w:val="16"/>
         <w:szCs w:val="16"/>
       </w:rPr>
@@ -1299,13 +1534,13 @@
   <w:p>
     <w:pPr>
       <w:pBdr>
-        <w:bottom w:val="single" w:color="BFC8CF" w:sz="4" w:space="4"/>
+        <w:bottom w:val="single" w:color="C9D5E8" w:sz="4" w:space="4"/>
       </w:pBdr>
       <w:jc w:val="right"/>
     </w:pPr>
     <w:r>
       <w:rPr>
-        <w:color w:val="5C6D78"/>
+        <w:color w:val="4A5568"/>
         <w:sz w:val="16"/>
         <w:szCs w:val="16"/>
       </w:rPr>
@@ -1470,7 +1705,7 @@
     <w:rPrDefault>
       <w:rPr>
         <w:rFonts w:ascii="Arial" w:cs="Arial" w:eastAsia="Arial" w:hAnsi="Arial"/>
-        <w:color w:val="1E262E"/>
+        <w:color w:val="1A2333"/>
         <w:sz w:val="20"/>
         <w:szCs w:val="20"/>
       </w:rPr>
@@ -1666,7 +1901,7 @@
       <w:rFonts w:ascii="Arial" w:cs="Arial" w:eastAsia="Arial" w:hAnsi="Arial"/>
       <w:b/>
       <w:bCs/>
-      <w:color w:val="1F3A5F"/>
+      <w:color w:val="132A4E"/>
       <w:sz w:val="30"/>
       <w:szCs w:val="30"/>
     </w:rPr>
@@ -1685,7 +1920,7 @@
       <w:rFonts w:ascii="Arial" w:cs="Arial" w:eastAsia="Arial" w:hAnsi="Arial"/>
       <w:b/>
       <w:bCs/>
-      <w:color w:val="1F3A5F"/>
+      <w:color w:val="1F4380"/>
       <w:sz w:val="25"/>
       <w:szCs w:val="25"/>
     </w:rPr>
@@ -1704,7 +1939,7 @@
       <w:rFonts w:ascii="Arial" w:cs="Arial" w:eastAsia="Arial" w:hAnsi="Arial"/>
       <w:b/>
       <w:bCs/>
-      <w:color w:val="9A4A1F"/>
+      <w:color w:val="B4530C"/>
       <w:sz w:val="22"/>
       <w:szCs w:val="22"/>
     </w:rPr>
